--- a/text/0prologue/prologueENPF.docx
+++ b/text/0prologue/prologueENPF.docx
@@ -7,6 +7,7 @@
         <w:rPr>
           <w:b/>
           <w:bCs/>
+          <w:lang w:val="en-US"/>
         </w:rPr>
       </w:pPr>
       <w:r>
@@ -14,7 +15,7 @@
           <w:b/>
           <w:bCs/>
         </w:rPr>
-        <w:t>Prologue</w:t>
+        <w:t>Prologue: The Story So Far</w:t>
       </w:r>
     </w:p>
     <w:p>
@@ -99,13 +100,13 @@
     </w:p>
     <w:p>
       <w:r>
-        <w:t>From either side, the same thing can be seen</w:t>
-      </w:r>
-      <w:r>
-        <w:t xml:space="preserve"> by almost all the people</w:t>
-      </w:r>
-      <w:r>
-        <w:t xml:space="preserve"> within a Gate: a gray haze spread across its entire surface, slowly flowing and folding into itself. Looking at it for long is impossible. Dizziness, nausea, and a deep depression begin to roll in, growing stronger and stronger until they become unbearable.</w:t>
+        <w:t>Viewed from either side, a Gate looks the same: a gray haze spreads across its entire surface, slowly flowing and folding into itself.</w:t>
+      </w:r>
+      <w:r>
+        <w:t xml:space="preserve"> </w:t>
+      </w:r>
+      <w:r>
+        <w:t>Looking at it for long is impossible. Dizziness, nausea, and a deep depression begin to roll in, growing stronger and stronger until they become unbearable.</w:t>
       </w:r>
     </w:p>
     <w:p>
@@ -130,18 +131,23 @@
     </w:p>
     <w:p>
       <w:r>
+        <w:t>Creatures emerge from the Gates, travel across the Earth, “introducing themselves” to the people they encounter, and sooner or later return to the Gates again—in order to emerge in another Variant.</w:t>
+      </w:r>
+    </w:p>
+    <w:p>
+      <w:r>
         <w:lastRenderedPageBreak/>
-        <w:t>Creatures emerge from the Gates, travel across the Earth, “introducing themselves” to the people they encounter, and sooner or later return to the Gates again—in order to emerge in another Variant.</w:t>
-      </w:r>
-    </w:p>
-    <w:p>
-      <w:r>
         <w:t>This same ability—to use the Gates for their intended purpose, so to speak, and move between Variants of the Delta—is also possessed by certain humans. Those people are called striders.</w:t>
       </w:r>
     </w:p>
     <w:p>
-      <w:r>
-        <w:t>Why this is possible—and what distinguishes Creatures and striders from ordinary people?</w:t>
+      <w:pPr>
+        <w:rPr>
+          <w:lang w:val="en-US"/>
+        </w:rPr>
+      </w:pPr>
+      <w:r>
+        <w:t>Why is this possible—and what distinguishes Creatures and striders from ordinary people?</w:t>
       </w:r>
     </w:p>
     <w:p>
@@ -218,7 +224,13 @@
     </w:p>
     <w:p>
       <w:r>
-        <w:t>Essence has a baseline level—the level it naturally tends toward when in a free state. That level is one hundred quints. Inside the Gates, however, the level is roughly doubled. Which means that in order to pass through a Gate properly, one must possess an Essence level above the threshold. Creatures have such levels—and so do striders.</w:t>
+        <w:t xml:space="preserve">Essence has a baseline level—the level it naturally tends toward when in a free state. That level is one hundred quints. </w:t>
+      </w:r>
+      <w:r>
+        <w:t>Inside the Gates, however, the level is roughly doubled. This means that in order to pass through a Gate properly, one must possess an Essence level above the threshold.</w:t>
+      </w:r>
+      <w:r>
+        <w:t xml:space="preserve"> Creatures have such levels—and so do striders.</w:t>
       </w:r>
     </w:p>
     <w:p>
@@ -265,15 +277,12 @@
     </w:p>
     <w:p>
       <w:r>
-        <w:t xml:space="preserve">For a time, people tried to study the Gates, the Creatures, and the Storms. But it soon became clear that any serious interest in the subject triggered a strange kind of resistance. Instruments would fail to work, and researchers found that whenever they tried to concentrate on the topic, they were overcome by an </w:t>
-      </w:r>
+        <w:t>For a time, people tried to study the Gates, the Creatures, and the Storms. But it soon became clear that any serious interest in the subject triggered a strange kind of resistance. Instruments would fail to work, and researchers found that whenever they tried to concentrate on the topic, they were overcome by an unpleasant sensation—depression, apathy, and a kind of atrophy of will, a complete loss of motivation to continue.</w:t>
+      </w:r>
+    </w:p>
+    <w:p>
       <w:r>
         <w:lastRenderedPageBreak/>
-        <w:t>unpleasant sensation—depression, apathy, and a kind of atrophy of will, a complete loss of motivation to continue.</w:t>
-      </w:r>
-    </w:p>
-    <w:p>
-      <w:r>
         <w:t>Attempts to approach the Creatures for any kind of research provoked an even more explicit response: a mounting psychological pressure of unknown origin that rapidly became unbearable.</w:t>
       </w:r>
     </w:p>
@@ -394,30 +403,30 @@
     </w:p>
     <w:p>
       <w:r>
+        <w:t xml:space="preserve">A resonator is a nonlethal weapon that fires electromagnetic </w:t>
+      </w:r>
+      <w:r>
+        <w:t>im</w:t>
+      </w:r>
+      <w:r>
+        <w:t>pulses containing neurocode. When such a</w:t>
+      </w:r>
+      <w:r>
+        <w:t>n</w:t>
+      </w:r>
+      <w:r>
+        <w:t xml:space="preserve"> </w:t>
+      </w:r>
+      <w:r>
+        <w:t>im</w:t>
+      </w:r>
+      <w:r>
+        <w:t>pulse strikes a person—or more precisely, a part of their nervous system—it integrates into the neural signal chain, reaches the brain, and activates the encoded program.</w:t>
+      </w:r>
+    </w:p>
+    <w:p>
+      <w:r>
         <w:lastRenderedPageBreak/>
-        <w:t xml:space="preserve">A resonator is a nonlethal weapon that fires electromagnetic </w:t>
-      </w:r>
-      <w:r>
-        <w:t>im</w:t>
-      </w:r>
-      <w:r>
-        <w:t>pulses containing neurocode. When such a</w:t>
-      </w:r>
-      <w:r>
-        <w:t>n</w:t>
-      </w:r>
-      <w:r>
-        <w:t xml:space="preserve"> </w:t>
-      </w:r>
-      <w:r>
-        <w:t>im</w:t>
-      </w:r>
-      <w:r>
-        <w:t>pulse strikes a person—or more precisely, a part of their nervous system—it integrates into the neural signal chain, reaches the brain, and activates the encoded program.</w:t>
-      </w:r>
-    </w:p>
-    <w:p>
-      <w:r>
         <w:t xml:space="preserve">The primary neurocodes used in resonators are </w:t>
       </w:r>
       <w:r>
@@ -529,7 +538,13 @@
     </w:p>
     <w:p>
       <w:r>
-        <w:t>Agrav—or, in its official designation, A-grav—is a substance that possesses negative weight under ordinary conditions. At room temperature, for example, agrav does not fall toward the ground but repels away from it. Moreover, the strength of that repulsion increases proportionally with temperature.</w:t>
+        <w:t xml:space="preserve">Agrav—or, in its official designation, A-grav—is a substance that possesses negative weight under ordinary conditions. </w:t>
+      </w:r>
+      <w:r>
+        <w:t>At room temperature, for example, agrav is not attracted toward the ground but is repelled away from it.</w:t>
+      </w:r>
+      <w:r>
+        <w:t xml:space="preserve"> Moreover, the strength of that repulsion increases proportionally with temperature.</w:t>
       </w:r>
     </w:p>
     <w:p>
@@ -550,12 +565,12 @@
     </w:p>
     <w:p>
       <w:r>
+        <w:t>In the First Variant agrav is harvested from the atmosphere (with a gaseous analogue of the ozone-retaining compound replacing it) and is used primarily in the construction of floaters—aircraft that, thanks to agrav, can rise into the air while remaining compact and highly maneuverable.</w:t>
+      </w:r>
+    </w:p>
+    <w:p>
+      <w:r>
         <w:lastRenderedPageBreak/>
-        <w:t>In the First Variant agrav is harvested from the atmosphere (with a gaseous analogue of the ozone-retaining compound replacing it) and is used primarily in the construction of floaters—aircraft that, thanks to agrav, can rise into the air while remaining compact and highly maneuverable.</w:t>
-      </w:r>
-    </w:p>
-    <w:p>
-      <w:r>
         <w:t>There are several classes of floaters: minimalist drifters, pilot and passenger gliders (respectively cabs and lounges), extremely maneuverable hovers shaped like inverted saucers, and the “flying trucks” known as skimmers and lifters.</w:t>
       </w:r>
     </w:p>
@@ -566,18 +581,18 @@
     </w:p>
     <w:p>
       <w:r>
-        <w:t>Another foundational technology of the First Variant is the Net and its net Layers.</w:t>
-      </w:r>
-    </w:p>
-    <w:p>
-      <w:r>
-        <w:t xml:space="preserve">The Net of the First Variant can, of course, be compared to the Internet of my own Eighth Variant—but the comparison would be roughly like comparing our Solar System with an entire </w:t>
-      </w:r>
-      <w:r>
-        <w:t>G</w:t>
-      </w:r>
-      <w:r>
-        <w:t>alaxy. Largely thanks to NA, their Net (which is now mine as well) is orders of magnitude larger than ours and far more deeply integrated into everyday life. That integration is also made possible by the use of n2e interfaces for navigation and control.</w:t>
+        <w:t>Another foundational technology of the First Variant is the Net and its Layers.</w:t>
+      </w:r>
+    </w:p>
+    <w:p>
+      <w:r>
+        <w:t>The Net of the First Variant can, of course, be compared to the Internet of my own Eighth Variant—but the comparison would be roughly like comparing our Galaxy with the Solar System.</w:t>
+      </w:r>
+      <w:r>
+        <w:t xml:space="preserve"> </w:t>
+      </w:r>
+      <w:r>
+        <w:t>Largely thanks to NA, their Net (which is now mine as well) is orders of magnitude larger than ours and far more deeply integrated into everyday life. That integration is also made possible by the use of n2e interfaces for navigation and control.</w:t>
       </w:r>
     </w:p>
     <w:p>
@@ -617,7 +632,7 @@
     </w:p>
     <w:p>
       <w:r>
-        <w:t>So, returning to that memorable day when I witnessed the appearance of the new Gates and became a strider.</w:t>
+        <w:t>So, returning to that memorable day when I witnessed the appearance of the new Gate and became a strider.</w:t>
       </w:r>
     </w:p>
     <w:p>
@@ -659,29 +674,34 @@
     </w:p>
     <w:p>
       <w:r>
+        <w:t>Quint</w:t>
+      </w:r>
+      <w:r>
+        <w:t>a</w:t>
+      </w:r>
+      <w:r>
+        <w:t xml:space="preserve"> is injected into the veins using quint</w:t>
+      </w:r>
+      <w:r>
+        <w:t>a</w:t>
+      </w:r>
+      <w:r>
+        <w:t xml:space="preserve"> bracelets made of formin. The bracelets contain needles connected to a quint pump and a quint box. The whole procedure—which we happened to witness that day—is, to be honest, rather disturbing to watch.</w:t>
+      </w:r>
+    </w:p>
+    <w:p>
+      <w:pPr>
+        <w:rPr>
+          <w:lang w:val="en-US"/>
+        </w:rPr>
+      </w:pPr>
+      <w:r>
+        <w:t>The third strider we encountered there was Zara.</w:t>
+      </w:r>
+    </w:p>
+    <w:p>
+      <w:r>
         <w:lastRenderedPageBreak/>
-        <w:t>Quint</w:t>
-      </w:r>
-      <w:r>
-        <w:t>a</w:t>
-      </w:r>
-      <w:r>
-        <w:t xml:space="preserve"> is injected into the veins using quint</w:t>
-      </w:r>
-      <w:r>
-        <w:t>a</w:t>
-      </w:r>
-      <w:r>
-        <w:t xml:space="preserve"> bracelets made of formin. The bracelets contain needles connected to a quint pump and a quint box. The whole procedure—which we happened to witness that day—is, to be honest, rather disturbing to watch.</w:t>
-      </w:r>
-    </w:p>
-    <w:p>
-      <w:r>
-        <w:t>The third strider we encountered there—was Zara.</w:t>
-      </w:r>
-    </w:p>
-    <w:p>
-      <w:r>
         <w:t>There is probably no need to say much more about her if I simply mention that, that evening—or rather, in the very second when I first saw her—Zara became the main and only woman in my life.</w:t>
       </w:r>
     </w:p>
@@ -693,7 +713,7 @@
         <w:t>Jellyfish</w:t>
       </w:r>
       <w:r>
-        <w:t>. We suspected that it had been following one of us—or perhaps observing us from a distance. The reason for this assumption was that Art believed he had already seen the same Creature earlier that morning, near the place where the new Gates had appeared and where he had first met me.</w:t>
+        <w:t>. We suspected that it had been following one of us—or perhaps observing us from a distance. The reason for this assumption was that Art believed he had already seen the same Creature earlier that morning, near the place where the new Gate had appeared and where he had first met me.</w:t>
       </w:r>
     </w:p>
     <w:p>
@@ -781,17 +801,17 @@
     </w:p>
     <w:p>
       <w:r>
+        <w:t>As it turned out, however, I could.</w:t>
+      </w:r>
+    </w:p>
+    <w:p>
+      <w:r>
+        <w:t>The level of my contour is two hundred ninety-five quints.</w:t>
+      </w:r>
+    </w:p>
+    <w:p>
+      <w:r>
         <w:lastRenderedPageBreak/>
-        <w:t>As it turned out, however, I could.</w:t>
-      </w:r>
-    </w:p>
-    <w:p>
-      <w:r>
-        <w:t>The level of my contour is two hundred ninety-five quints.</w:t>
-      </w:r>
-    </w:p>
-    <w:p>
-      <w:r>
         <w:t>But the second—and far more important—difference was that the new Variant did not appear to be a world of humans at all. It seemed to be a world of Creatures—perhaps their home world, or at least one of them.</w:t>
       </w:r>
     </w:p>
@@ -807,7 +827,7 @@
     </w:p>
     <w:p>
       <w:r>
-        <w:t>Anyone who attempted to go there began to feel the same growing and unbearable pressure that people experienced when trying to approach the Creatures themselves.</w:t>
+        <w:t>Anyone who attempted to go there began to feel the same mounting pressure that people experienced when trying to approach the Creatures themselves—a pressure that quickly became unbearable.</w:t>
       </w:r>
     </w:p>
     <w:p>
@@ -898,8 +918,13 @@
       </w:r>
     </w:p>
     <w:p>
-      <w:r>
-        <w:t>Finally, it was decided that Art would arrange a meeting with Zara. I and Mona would also attend, and during the meeting Art would attempt to obtain from Zara any information that might help us better understand the situation.</w:t>
+      <w:pPr>
+        <w:rPr>
+          <w:lang w:val="en-US"/>
+        </w:rPr>
+      </w:pPr>
+      <w:r>
+        <w:t>Finally, it was decided that Art would arrange a meeting with Zara. Mona and I would also attend, and during the meeting Art would try to obtain information from her that might help us better understand the situation.</w:t>
       </w:r>
     </w:p>
     <w:p>
@@ -925,29 +950,20 @@
     </w:p>
     <w:p>
       <w:r>
+        <w:t xml:space="preserve">And third, under Art’s guidance and with his constant support, I began familiarizing myself with the process of honing professional strider skills: </w:t>
+      </w:r>
+      <w:r>
+        <w:t>picking, piloting, dodging (a particular technique of irregular movement designed to minimize the chances of being hit by a resonator), unarmed control, and resonator handling.</w:t>
+      </w:r>
+    </w:p>
+    <w:p>
+      <w:r>
+        <w:t>Then came the evening of our scheduled meeting with Zara. The four of us met for dinner at a restaurant.</w:t>
+      </w:r>
+    </w:p>
+    <w:p>
+      <w:r>
         <w:lastRenderedPageBreak/>
-        <w:t xml:space="preserve">And third, under Art’s guidance and with his constant support, I began familiarizing myself with the process of </w:t>
-      </w:r>
-      <w:r>
-        <w:t>honing</w:t>
-      </w:r>
-      <w:r>
-        <w:t xml:space="preserve"> professional strider skills: picking, piloting, dodging—a particular technique of irregular movement designed to minimize the chances of being hit by a resonator</w:t>
-      </w:r>
-      <w:r>
-        <w:t>,</w:t>
-      </w:r>
-      <w:r>
-        <w:t>—unarmed control, and resonator handling.</w:t>
-      </w:r>
-    </w:p>
-    <w:p>
-      <w:r>
-        <w:t>Then came the evening when our meeting with Zara was scheduled. The meeting took the form of the four of us sharing dinner at a restaurant.</w:t>
-      </w:r>
-    </w:p>
-    <w:p>
-      <w:r>
         <w:t>What mattered most to me was that Zara did not seem offended by Art—or by me—because of the somewhat intrusive nature of arranging this meeting, where we would clearly try to learn something from her. On the contrary, she treated me with evident warmth, and that probably explains why I made little effort to hide my feelings toward her during the evening.</w:t>
       </w:r>
     </w:p>
@@ -963,7 +979,10 @@
     </w:p>
     <w:p>
       <w:r>
-        <w:t>As it turned out, she worked in organic botany and naturopathy. In her small studio she created herbal blends and other plant-based mixtures that were successfully presented on well-known platforms dedicated to organic products.</w:t>
+        <w:t xml:space="preserve">As it turned out, she worked in organic botany and naturopathy. </w:t>
+      </w:r>
+      <w:r>
+        <w:t>In her small studio, she created herbal blends and other plant-based mixtures that were successfully marketed through well-known platforms specializing in organic products.</w:t>
       </w:r>
     </w:p>
     <w:p>
@@ -988,7 +1007,10 @@
     </w:p>
     <w:p>
       <w:r>
-        <w:t>When Zara learned that on the day after our previous meeting we had been attacked and that I had fallen into freeze, her mood changed abruptly. She grew dark and thoughtful, and after a long pause—choosing her words carefully—she told us that perhaps our concerns regarding me were not entirely unfounded, and that caution was never a bad idea.</w:t>
+        <w:t>When Zara learned that we had been attacked the day after our previous meeting and that I had fallen into freeze, her mood changed abruptly.</w:t>
+      </w:r>
+      <w:r>
+        <w:t xml:space="preserve"> She grew dark and thoughtful, and after a long pause—choosing her words carefully—she told us that perhaps our concerns regarding me were not entirely unfounded, and that caution was never a bad idea.</w:t>
       </w:r>
     </w:p>
     <w:p>
@@ -1029,7 +1051,10 @@
     </w:p>
     <w:p>
       <w:r>
-        <w:t>It was my internship picking, which at the same time was the operation devised by Norton and Ellen. Its purpose was to provoke the Reds into aggression, using me as a living bait, and to attempt to capture—or at least identify—those responsible.</w:t>
+        <w:t xml:space="preserve">It was my internship picking, which at the same time was the operation devised by Norton and Ellen. </w:t>
+      </w:r>
+      <w:r>
+        <w:t>Its purpose was to provoke the Reds into attacking, using me as live bait, and to attempt to capture—or at least identify—those responsible.</w:t>
       </w:r>
     </w:p>
     <w:p>
@@ -1045,77 +1070,74 @@
     </w:p>
     <w:p>
       <w:r>
+        <w:t xml:space="preserve">Historically speaking, the Second Variant stands roughly at the level of our Middle Ages. </w:t>
+      </w:r>
+      <w:r>
+        <w:t>But unlike our world, many animals we know only from myths and legends still exist there—creatures such as dragons and unicorns, which people use as riding animals.</w:t>
+      </w:r>
+      <w:r>
+        <w:t xml:space="preserve"> </w:t>
+      </w:r>
+      <w:r>
+        <w:t xml:space="preserve">And riding them isn’t always easy. </w:t>
+      </w:r>
+      <w:r>
+        <w:t>In particular, in order to</w:t>
+      </w:r>
+      <w:r>
+        <w:t xml:space="preserve"> be able to</w:t>
+      </w:r>
+      <w:r>
+        <w:t xml:space="preserve"> ride a dragon, one must ‘saddle’ it first, and th</w:t>
+      </w:r>
+      <w:r>
+        <w:t>is</w:t>
+      </w:r>
+      <w:r>
+        <w:t xml:space="preserve"> task</w:t>
+      </w:r>
+      <w:r>
+        <w:t>, being quite dangerous,</w:t>
+      </w:r>
+      <w:r>
+        <w:t xml:space="preserve"> was something only brave and prepared people could accomplish.</w:t>
+      </w:r>
+    </w:p>
+    <w:p>
+      <w:r>
+        <w:t>Even more remarkable, peoples that in our world are considered purely mythical</w:t>
+      </w:r>
+      <w:r>
+        <w:t>—</w:t>
+      </w:r>
+      <w:r>
+        <w:t xml:space="preserve">such as </w:t>
+      </w:r>
+      <w:r>
+        <w:t>dwarves, elves</w:t>
+      </w:r>
+      <w:r>
+        <w:t xml:space="preserve"> and</w:t>
+      </w:r>
+      <w:r>
+        <w:t xml:space="preserve"> orcs</w:t>
+      </w:r>
+      <w:r>
+        <w:t>—</w:t>
+      </w:r>
+      <w:r>
+        <w:t>still live there</w:t>
+      </w:r>
+      <w:r>
+        <w:t xml:space="preserve"> as well</w:t>
+      </w:r>
+      <w:r>
+        <w:t>.</w:t>
+      </w:r>
+    </w:p>
+    <w:p>
+      <w:r>
         <w:lastRenderedPageBreak/>
-        <w:t xml:space="preserve">Historically speaking, the Second Variant stands roughly at the level of our Middle Ages. But unlike our world, many animals that we consider extinct still exist there—creatures such as dragons </w:t>
-      </w:r>
-      <w:r>
-        <w:t>or</w:t>
-      </w:r>
-      <w:r>
-        <w:t xml:space="preserve"> unicorns, which people use as riding animals.</w:t>
-      </w:r>
-      <w:r>
-        <w:t xml:space="preserve"> </w:t>
-      </w:r>
-      <w:r>
-        <w:t xml:space="preserve">And riding them isn’t always easy. </w:t>
-      </w:r>
-      <w:r>
-        <w:t>In particular, in order to</w:t>
-      </w:r>
-      <w:r>
-        <w:t xml:space="preserve"> be able to</w:t>
-      </w:r>
-      <w:r>
-        <w:t xml:space="preserve"> ride a dragon, one must ‘saddle’ it first, and th</w:t>
-      </w:r>
-      <w:r>
-        <w:t>is</w:t>
-      </w:r>
-      <w:r>
-        <w:t xml:space="preserve"> task</w:t>
-      </w:r>
-      <w:r>
-        <w:t>, being quite dangerous,</w:t>
-      </w:r>
-      <w:r>
-        <w:t xml:space="preserve"> was something only brave and prepared people could accomplish.</w:t>
-      </w:r>
-    </w:p>
-    <w:p>
-      <w:r>
-        <w:t>Even more remarkable, peoples that in our world are considered purely mythical</w:t>
-      </w:r>
-      <w:r>
-        <w:t>—</w:t>
-      </w:r>
-      <w:r>
-        <w:t xml:space="preserve">such as </w:t>
-      </w:r>
-      <w:r>
-        <w:t>dwarves, elves</w:t>
-      </w:r>
-      <w:r>
-        <w:t xml:space="preserve"> and</w:t>
-      </w:r>
-      <w:r>
-        <w:t xml:space="preserve"> orcs</w:t>
-      </w:r>
-      <w:r>
-        <w:t>—</w:t>
-      </w:r>
-      <w:r>
-        <w:t>still live there</w:t>
-      </w:r>
-      <w:r>
-        <w:t xml:space="preserve"> as well</w:t>
-      </w:r>
-      <w:r>
-        <w:t>.</w:t>
-      </w:r>
-    </w:p>
-    <w:p>
-      <w:r>
         <w:t>Witchcraft</w:t>
       </w:r>
       <w:r>
